--- a/examples/transf/doc/71-curvature-minimum.docx
+++ b/examples/transf/doc/71-curvature-minimum.docx
@@ -1002,7 +1002,7 @@
               <a:graphicData uri="http://schemas.openxmlformats.org/drawingml/2006/picture">
                 <pic:pic>
                   <pic:nvPicPr>
-                    <pic:cNvPr descr="/home/gpca/daltoolbox/examples/transf/doc/20-curvature-minimum_files/57865aa84c178f41faaddbfdc553833896b06e92.png" id="11" name="Picture"/>
+                    <pic:cNvPr descr="/home/gpca/daltoolbox/examples/transf/doc/71-curvature-minimum_files/57865aa84c178f41faaddbfdc553833896b06e92.png" id="11" name="Picture"/>
                     <pic:cNvPicPr>
                       <a:picLocks noChangeArrowheads="1" noChangeAspect="1"/>
                     </pic:cNvPicPr>
@@ -1307,7 +1307,7 @@
               <a:graphicData uri="http://schemas.openxmlformats.org/drawingml/2006/picture">
                 <pic:pic>
                   <pic:nvPicPr>
-                    <pic:cNvPr descr="/home/gpca/daltoolbox/examples/transf/doc/20-curvature-minimum_files/04382f96bbe1dac33c5517f9efd6698967c154fc.png" id="15" name="Picture"/>
+                    <pic:cNvPr descr="/home/gpca/daltoolbox/examples/transf/doc/71-curvature-minimum_files/04382f96bbe1dac33c5517f9efd6698967c154fc.png" id="15" name="Picture"/>
                     <pic:cNvPicPr>
                       <a:picLocks noChangeArrowheads="1" noChangeAspect="1"/>
                     </pic:cNvPicPr>
